--- a/tai-lieu-noi-bo/moscow/kremlin-grand-palace.docx
+++ b/tai-lieu-noi-bo/moscow/kremlin-grand-palace.docx
@@ -96,6 +96,30 @@
       </w:pPr>
       <w:r>
         <w:t>Nay là dinh thự nghi lễ chính thức của Tổng thống Nga — KHÔNG mở cho khách thường; chỉ có thể ngắm mặt tiền từ bờ sông Moskva hoặc cầu Bolshoy Kamenny.</w:t>
+      </w:r>
+    </w:p>
+    <w:p>
+      <w:pPr>
+        <w:pStyle w:val="ListBullet"/>
+      </w:pPr>
+      <w:r>
+        <w:t>Cung Terem (1635–1636, thời Mikhail Romanov): Sảnh Ngai «phòng vàng», lò sưởi gạch men, Cổng Vàng và Cửa sổ Thỉnh nguyện — gốc của thành ngữ «cất vào chiếc hộp dài».</w:t>
+      </w:r>
+    </w:p>
+    <w:p>
+      <w:pPr>
+        <w:pStyle w:val="ListBullet"/>
+      </w:pPr>
+      <w:r>
+        <w:t>Cung Khảm mặt (Грановитая, 1487–1491, KTS Ý Ruffo &amp; Solari): sảnh ~495 m² với một cột trụ trung tâm đỡ 4 vòm; bích hoạ Kinh Thánh; «phòng bí mật» để phụ nữ hoàng tộc lén xem lễ.</w:t>
+      </w:r>
+    </w:p>
+    <w:p>
+      <w:pPr>
+        <w:pStyle w:val="ListBullet"/>
+      </w:pPr>
+      <w:r>
+        <w:t>Nhóm nhà thờ Terem (Верхоспасский собор, thống nhất 1682): gộp 4 nhà nguyện hoàng gia dưới cụm mái vòm vàng trên tang trống gạch men, thánh giá do tu sĩ Ippolit làm.</w:t>
       </w:r>
     </w:p>
     <w:p>
@@ -356,6 +380,170 @@
       </w:pPr>
       <w:r>
         <w:t>SẢNH EKATERININSKY (Thánh Catherine) từng là phòng ngai của các Nữ hoàng Nga, mang tên Huân chương Thánh Catherine lập năm 1714. Hai bên lối vào là các trụ đắp hoạ tiết khảm đá malachite (lục ngọc) xanh biếc; tường trang trí phù điêu tinh xảo kiểu chạm lọng nạm đá lấp lánh. Sàn gỗ do chính Fyodor Solntsev thiết kế. Ngày nay sảnh được dùng cho các cuộc gặp và đàm phán của Tổng thống Nga với các phái đoàn nước ngoài.</w:t>
+      </w:r>
+    </w:p>
+    <w:p>
+      <w:pPr>
+        <w:pStyle w:val="Heading1"/>
+      </w:pPr>
+      <w:r>
+        <w:rPr>
+          <w:color w:val="152C4E"/>
+        </w:rPr>
+        <w:t>Cung Terem (Теремной дворец) — tổ ấm cổ của các Sa hoàng</w:t>
+      </w:r>
+    </w:p>
+    <w:p>
+      <w:pPr>
+        <w:jc w:val="both"/>
+      </w:pPr>
+      <w:r>
+        <w:t>Ẩn sâu trong quần thể Đại Cung điện, phía sau chuỗi đại sảnh thế kỷ 19, là Cung Terem (Теремной дворец) — nơi ở riêng cổ kính của các Sa hoàng, được dựng năm 1635–1636 dưới thời Sa hoàng Mikhail Romanov, vị vua đầu tiên của vương triều Romanov. Công trình do các thợ cả người Nga Bazhen Ogurtsov, Trefil Sharutin, Antip Konstantinov và Larion Ushakov xây dựng, đặt trên nền các tầng cổ từ thế kỷ 16. Đây là một trong số ít công trình dân dụng bằng đá còn sót lại từ nước Nga tiền-Petrine, nên mỗi căn phòng đều là một «hiện vật» quý.</w:t>
+      </w:r>
+    </w:p>
+    <w:p>
+      <w:pPr>
+        <w:jc w:val="both"/>
+      </w:pPr>
+      <w:r>
+        <w:t>Các gian phòng hoàng gia nằm ở tầng trên cùng, nối nhau theo trục. Đáng chú ý nhất là Sảnh Ngai (Престольная палата, còn gọi là «phòng vàng») — căn phòng được trang hoàng lộng lẫy nhất, tường sơn son thếp vàng, phủ đầy quốc huy và hoa văn. Kế đó là Phòng Thánh Giá (Крестовая палата) dùng cho tiếp kiến và nghi lễ; Phòng ngủ (Опочивальня) với các bức tranh chủ đề Kinh Thánh trong khung tròn; và Phòng ăn (Трапезная) được bổ sung năm 1663. Sưởi ấm cho toàn bộ là những chiếc lò sưởi ốp gạch men nhiều màu (изразцовые печи) — vừa là thiết bị sưởi, vừa là tác phẩm trang trí rực rỡ đặc trưng của mỹ thuật Nga thế kỷ 17.</w:t>
+      </w:r>
+    </w:p>
+    <w:p>
+      <w:pPr>
+        <w:jc w:val="both"/>
+      </w:pPr>
+      <w:r>
+        <w:t>Lối lên các gian Terem là Cổng Vàng (Золотое крыльцо) — bậc thềm chạm trổ cầu kỳ, sơn thếp lộng lẫy. Một chi tiết «đắt» để thuyết minh: trên tường ngoài Sảnh Ngai có Cửa sổ Thỉnh nguyện (Челобитное окно) — nơi dân chúng xưa đặt đơn kêu oan vào một chiếc hộp. Người ta kể rằng những lá đơn thường nằm mãi trong hộp không ai giải quyết, và từ đó tiếng Nga có thành ngữ «отложить в долгий ящик» (cất vào chiếc hộp dài) — nghĩa là ngâm việc, để đấy vô thời hạn.</w:t>
+      </w:r>
+    </w:p>
+    <w:p>
+      <w:pPr>
+        <w:jc w:val="both"/>
+      </w:pPr>
+      <w:r>
+        <w:t>Gợi ý cách kể cho khách Việt: Cung Terem cho thấy các Sa hoàng Nga đã sống thế nào TRƯỚC khi Pyotr Đại đế «Âu hoá» nước Nga — trong những căn phòng nhỏ ấm cúng, trần thấp, lò sưởi gạch men và cửa sổ nhỏ, khác hẳn các đại sảnh vàng son kiểu châu Âu ở tầng dưới. Có thể ví von: đi từ đại sảnh Georgievsky sang Cung Terem là «đi ngược thời gian» hai thế kỷ, từ đế chế phô trương sang nước Nga trung cổ mộc mạc mà thiêng liêng. Lưu ý: Cung Terem nằm trong khu vực dinh thự tổng thống nên đóng cửa với khách phổ thông; đây là phần thuyết minh «bằng lời» để khách hình dung.</w:t>
+      </w:r>
+    </w:p>
+    <w:p>
+      <w:pPr>
+        <w:pStyle w:val="Heading1"/>
+      </w:pPr>
+      <w:r>
+        <w:rPr>
+          <w:color w:val="152C4E"/>
+        </w:rPr>
+        <w:t>Cung Khảm mặt (Грановитая палата) — sảnh tiệc cổ nhất &amp; «cửa sổ bí mật»</w:t>
+      </w:r>
+    </w:p>
+    <w:p>
+      <w:pPr>
+        <w:jc w:val="both"/>
+      </w:pPr>
+      <w:r>
+        <w:t>Liền kề Đại Cung điện, tích hợp vào quần thể, là Cung Khảm mặt (Грановитая палата / Granovitaya Palata) — sảnh tiếp kiến và yến tiệc cổ nhất còn lại của các Sa hoàng, xây năm 1487–1491 theo lệnh Đại công tước Ivan III, do hai kiến trúc sư người Ý Marco Ruffo (Marco Fryazin) và Pietro Antonio Solari thiết kế. Tên gọi «khảm mặt» đến từ mặt tiền ốp đá trắng vát cạnh hình kim cương — một mô-típ Phục Hưng Ý hiếm thấy ở Nga.</w:t>
+      </w:r>
+    </w:p>
+    <w:p>
+      <w:pPr>
+        <w:jc w:val="both"/>
+      </w:pPr>
+      <w:r>
+        <w:t>Sảnh chính rộng khoảng 495 m² — một không gian vuông vức khổng lồ với bốn vòm chữ thập cùng tựa lên một cột trụ trung tâm duy nhất, chạm khắc hoa lá bằng đá trắng. Đây từng là gian phòng lớn nhất nước Nga suốt nhiều thế kỷ, nơi diễn ra các đại yến mừng chiến thắng, lễ tiếp sứ thần và các sự kiện trọng đại của triều đình.</w:t>
+      </w:r>
+    </w:p>
+    <w:p>
+      <w:pPr>
+        <w:jc w:val="both"/>
+      </w:pPr>
+      <w:r>
+        <w:t>Toàn bộ tường và vòm phủ kín bích hoạ đề tài tôn giáo và luân lý: hình Đức Chúa Sabaoth, các phẩm thiên thần, các nhà tiên tri, cảnh Sáng Thế và các dụ ngôn. Lớp bích hoạ hiện thấy được anh em nhà Belousov phục dựng trong thập niên 1880 dựa theo bản mô tả (опись) cũ của hoạ sư Simon Ushakov thế kỷ 17. Bên ngoài, lối lên chính là Cổng Đỏ (Красное крыльцо) trứ danh, có tượng sư tử đá canh giữ.</w:t>
+      </w:r>
+    </w:p>
+    <w:p>
+      <w:pPr>
+        <w:jc w:val="both"/>
+      </w:pPr>
+      <w:r>
+        <w:t>Hiện vật – chi tiết «gây tò mò» nhất: một căn phòng bí mật (тайник) với ô cửa sổ nhỏ nhìn xuống sảnh. Theo lệ cũ, phụ nữ hoàng tộc không được phép dự các nghi lễ chính thức, nên họ đứng trong phòng kín này để lặng lẽ quan sát yến tiệc và lễ nghi qua ô cửa. Gợi ý cách kể: đây là chi tiết đắt giá để nói về thân phận và đời sống «khuê phòng» (терем) của phụ nữ quý tộc Nga xưa — một góc nhìn nhân văn khiến câu chuyện cung đình trở nên sống động và gần gũi hơn với khách.</w:t>
+      </w:r>
+    </w:p>
+    <w:p>
+      <w:pPr>
+        <w:pStyle w:val="Heading1"/>
+      </w:pPr>
+      <w:r>
+        <w:rPr>
+          <w:color w:val="152C4E"/>
+        </w:rPr>
+        <w:t>Nhóm nhà thờ Terem &amp; Nhà thờ Thượng Cứu Thế — «mười một mái vòm vàng»</w:t>
+      </w:r>
+    </w:p>
+    <w:p>
+      <w:pPr>
+        <w:jc w:val="both"/>
+      </w:pPr>
+      <w:r>
+        <w:t>Nhô lên phía trên các gian Terem là một cụm mái vòm vàng lấp lánh trên những tang trống ốp gạch men nhiều màu — đó là nhóm nhà thờ cung đình (домовые церкви) của hoàng gia, thường được gọi chung theo ngôi chính là Nhà thờ Thượng Cứu Thế (Верхоспасский собор — Nhà thờ Chúa Cứu Thế Không Do Tay Người Làm). Cụm công trình được thống nhất về diện mạo năm 1682 dưới bàn tay kiến trúc sư Osip Startsev, tạo nên một dải mái vòm vàng đặt trên các tang trống men màu rực rỡ — một trong những hình ảnh «ăn ảnh» nhất khi nhìn lên phần trên của quần thể cung điện.</w:t>
+      </w:r>
+    </w:p>
+    <w:p>
+      <w:pPr>
+        <w:jc w:val="both"/>
+      </w:pPr>
+      <w:r>
+        <w:t>Điều đặc biệt: dưới một mái chung ấy thực ra là bốn nhà thờ nhỏ của các thành viên hoàng gia gộp lại — nhà nguyện Thánh Ekaterina (1627) dành cho phụ nữ hoàng tộc, nhà thờ Chúa Cứu Thế Không Do Tay Người Làm (1635–1636) dành cho Sa hoàng và các hoàng tử, nhà thờ Thánh Evdokia (1654) và nhà thờ Sự Đóng Đinh (Распятская, 1681). Việc gộp nhiều nhà nguyện dưới một khối mái tạo nên cụm mái vòm dày đặc đặc trưng.</w:t>
+      </w:r>
+    </w:p>
+    <w:p>
+      <w:pPr>
+        <w:jc w:val="both"/>
+      </w:pPr>
+      <w:r>
+        <w:t>Các thánh giá và trang trí gạch men trên tang trống được làm theo bản vẽ của tu sĩ Ippolit — một bậc thầy đến từ Tu viện Tân Jerusalem (Новоиерусалимский монастырь) nổi tiếng về nghệ thuật gốm men. Chính những cây thánh giá men và tang trống nhiều màu này làm nên vẻ đẹp «đồ trang sức» cho phần đỉnh của cung điện.</w:t>
+      </w:r>
+    </w:p>
+    <w:p>
+      <w:pPr>
+        <w:jc w:val="both"/>
+      </w:pPr>
+      <w:r>
+        <w:t>Gợi ý cách kể: khi đứng bên ngoài (từ Quảng trường Nhà thờ hoặc bờ sông), hướng dẫn viên có thể chỉ lên cụm mái vòm vàng nhỏ nhắn phía trên khối cung điện và giải thích rằng đó không phải một mà là cả một «làng nhà thờ» của hoàng gia chồng lên nhau — nơi từng gia đình Sa hoàng có nhà nguyện riêng. Cụm nhà thờ này hiện thuộc dinh thự tổng thống, không mở cửa và không cử hành lễ.</w:t>
+      </w:r>
+    </w:p>
+    <w:p>
+      <w:pPr>
+        <w:pStyle w:val="Heading1"/>
+      </w:pPr>
+      <w:r>
+        <w:rPr>
+          <w:color w:val="152C4E"/>
+        </w:rPr>
+        <w:t>«Nửa Riêng» (Собственная половина) — không gian đời thường của hoàng gia</w:t>
+      </w:r>
+    </w:p>
+    <w:p>
+      <w:pPr>
+        <w:jc w:val="both"/>
+      </w:pPr>
+      <w:r>
+        <w:t>Bên cạnh chuỗi đại sảnh khánh tiết phô trương, tầng dưới của Đại Cung điện còn có «Nửa Riêng» (Собственная половина) — dãy phòng ở riêng của hoàng đế và gia đình cùng những người thân cận. Nếu các đại sảnh trên tầng là nơi «trình diễn» quyền lực, thì đây là không gian sinh hoạt tương đối «đời thường» hơn (dù vẫn vô cùng xa hoa), gồm các phòng khách, phòng ăn, phòng làm việc và phòng ngủ.</w:t>
+      </w:r>
+    </w:p>
+    <w:p>
+      <w:pPr>
+        <w:jc w:val="both"/>
+      </w:pPr>
+      <w:r>
+        <w:t>Nội thất các phòng này được thiết kế theo «truyền thống đẹp nhất của nghệ thuật Nga và Tây Âu», mỗi phòng một sắc thái trang trí riêng, với lò sưởi đá cẩm thạch, mảng mạ vàng, tranh vẽ và đồ nội thất tinh xảo. Trong đợt trùng tu 1969–1970, chính các lò sưởi cẩm thạch, phần mạ vàng, tranh và đồ gỗ này đã được phục hồi tỉ mỉ.</w:t>
+      </w:r>
+    </w:p>
+    <w:p>
+      <w:pPr>
+        <w:jc w:val="both"/>
+      </w:pPr>
+      <w:r>
+        <w:t>Gợi ý cách kể: «Nửa Riêng» giúp khách hình dung cuộc sống thường nhật của hoàng gia Nga giữa lòng một cung điện nghi lễ — nơi sau những buổi đại lễ vàng son, hoàng đế và gia đình lui về những căn phòng ấm cúng hơn. Vì cung điện đóng cửa với khách phổ thông, đây là phần thuyết minh để khách mường tượng sự tương phản giữa «sân khấu quyền lực» và «hậu trường đời thường» ngay trong cùng một toà nhà.</w:t>
       </w:r>
     </w:p>
     <w:p>
@@ -914,6 +1102,66 @@
       </w:r>
     </w:p>
     <w:p>
+      <w:r>
+        <w:rPr>
+          <w:sz w:val="22"/>
+        </w:rPr>
+        <w:t xml:space="preserve">• Теремной дворец — Wikipedia (tiếng Nga) — </w:t>
+      </w:r>
+      <w:r>
+        <w:rPr>
+          <w:color w:val="204A86"/>
+          <w:sz w:val="20"/>
+        </w:rPr>
+        <w:t>https://ru.wikipedia.org/wiki/Теремной_дворец</w:t>
+      </w:r>
+    </w:p>
+    <w:p>
+      <w:r>
+        <w:rPr>
+          <w:sz w:val="22"/>
+        </w:rPr>
+        <w:t xml:space="preserve">• Грановитая палата — Wikipedia (tiếng Nga) — </w:t>
+      </w:r>
+      <w:r>
+        <w:rPr>
+          <w:color w:val="204A86"/>
+          <w:sz w:val="20"/>
+        </w:rPr>
+        <w:t>https://ru.wikipedia.org/wiki/Грановитая_палата</w:t>
+      </w:r>
+    </w:p>
+    <w:p>
+      <w:r>
+        <w:rPr>
+          <w:sz w:val="22"/>
+        </w:rPr>
+        <w:t xml:space="preserve">• Верхоспасский собор — Wikipedia (tiếng Nga) — </w:t>
+      </w:r>
+      <w:r>
+        <w:rPr>
+          <w:color w:val="204A86"/>
+          <w:sz w:val="20"/>
+        </w:rPr>
+        <w:t>https://ru.wikipedia.org/wiki/Верхоспасский_собор</w:t>
+      </w:r>
+    </w:p>
+    <w:p>
+      <w:r>
+        <w:rPr>
+          <w:sz w:val="22"/>
+        </w:rPr>
+        <w:t xml:space="preserve">• Большой Кремлёвский дворец — Императорские покои — Узнай Москву — </w:t>
+      </w:r>
+      <w:r>
+        <w:rPr>
+          <w:color w:val="204A86"/>
+          <w:sz w:val="20"/>
+        </w:rPr>
+        <w:t>https://um.mos.ru/houses/bolshoy-kremlevskiy-dvorets/</w:t>
+      </w:r>
+    </w:p>
+    <w:p>
       <w:pPr>
         <w:pStyle w:val="Heading2"/>
       </w:pPr>
@@ -990,11 +1238,47 @@
     <w:p>
       <w:r>
         <w:rPr>
+          <w:color w:val="5C6773"/>
+          <w:sz w:val="20"/>
+        </w:rPr>
+        <w:t>russo-travel.ru (Теремной дворец) — Cung Terem xây 1635–1636 thời Mikhail Romanov, thợ cả Bazhen Ogurtsov, Trefil Sharutin, Antip Konstantinov, Larion Ushakov; các phòng Престольная (Sảnh Ngai/«phòng vàng»), Крестовая, Опочивальня, Трапезная (thêm 1663); lò sưởi gạch men изразцы; Cổng Vàng Золотое крыльцо; Cửa sổ Thỉnh nguyện Челобитное окно gắn với thành ngữ «долгий ящик».</w:t>
+      </w:r>
+    </w:p>
+    <w:p>
+      <w:r>
+        <w:rPr>
+          <w:color w:val="5C6773"/>
+          <w:sz w:val="20"/>
+        </w:rPr>
+        <w:t>russo-travel.ru (Грановитая палата) — xây 1487–1491, KTS Marco Ruffo (Marco Fryazin) &amp; Pietro Antonio Solari; sảnh ~495 m² với 4 vòm chữ thập tựa một cột trụ trung tâm; bích hoạ đề tài Kinh Thánh (Sabaoth, thiên thần, tiên tri, Sáng Thế) do anh em Belousov phục dựng thập niên 1880 theo mô tả của Simon Ushakov; phòng bí mật тайник có ô cửa cho phụ nữ hoàng tộc; Cổng Đỏ Красное крыльцо có tượng sư tử.</w:t>
+      </w:r>
+    </w:p>
+    <w:p>
+      <w:r>
+        <w:rPr>
+          <w:color w:val="5C6773"/>
+          <w:sz w:val="20"/>
+        </w:rPr>
+        <w:t>putidorogi-nn.ru (Верхоспасский собор) — hoàn thành 1682, KTS Osip Startsev; gộp 4 nhà thờ cung đình: Ekaterininskaya (1627), Спаса Нерукотворного (1635–1636), Св. Евдокии (1654), Распятская (1681); cụm mái vòm vàng trên tang trống men; thánh giá/trang trí gạch men theo bản vẽ của tu sĩ Ippolit (Tu viện Tân Jerusalem).</w:t>
+      </w:r>
+    </w:p>
+    <w:p>
+      <w:r>
+        <w:rPr>
+          <w:color w:val="5C6773"/>
+          <w:sz w:val="20"/>
+        </w:rPr>
+        <w:t>um.mos.ru (Bolshoy Kremlyovsky Dvorets) — «Собственная половина» là căn hộ riêng của hoàng đế và gia đình, nội thất theo truyền thống nghệ thuật Nga và Tây Âu; trùng tu 1969–1970 phục hồi lò sưởi cẩm thạch, mạ vàng, tranh và đồ nội thất.</w:t>
+      </w:r>
+    </w:p>
+    <w:p>
+      <w:r>
+        <w:rPr>
           <w:i/>
           <w:color w:val="5C6773"/>
           <w:sz w:val="18"/>
         </w:rPr>
-        <w:t>Tài liệu nội bộ — không dùng cho mục đích public. Biên soạn nguyên gốc, có dẫn nguồn. Cập nhật 2026-08-11.</w:t>
+        <w:t>Tài liệu nội bộ — không dùng cho mục đích public. Biên soạn nguyên gốc, có dẫn nguồn. Cập nhật 2026-09-28.</w:t>
       </w:r>
     </w:p>
     <w:sectPr>
